--- a/Working Folder/6 Wang Dongxu 王东旭 - The Capriccio of the Mountain Folk Song 山谣随想/6_Front-Matter.docx
+++ b/Working Folder/6 Wang Dongxu 王东旭 - The Capriccio of the Mountain Folk Song 山谣随想/6_Front-Matter.docx
@@ -4204,355 +4204,384 @@
           <w:szCs w:val="24"/>
           <w:lang w:val="en-US"/>
         </w:rPr>
+        <w:t xml:space="preserve"> I, II</w:t>
+      </w:r>
+    </w:p>
+    <w:p>
+      <w:pPr>
+        <w:rPr>
+          <w:rFonts w:ascii="Noto Serif SC" w:eastAsia="Noto Serif SC" w:hAnsi="Noto Serif SC" w:cs="Noto Serif"/>
+          <w:sz w:val="24"/>
+          <w:szCs w:val="24"/>
+          <w:lang w:val="en-US"/>
+        </w:rPr>
+      </w:pPr>
+      <w:r>
+        <w:rPr>
+          <w:rFonts w:ascii="Noto Serif SC" w:eastAsia="Noto Serif SC" w:hAnsi="Noto Serif SC" w:cs="Noto Serif"/>
+          <w:sz w:val="24"/>
+          <w:szCs w:val="24"/>
+          <w:lang w:val="en-US"/>
+        </w:rPr>
+        <w:t>高音笙 Gaoyin Sheng</w:t>
+      </w:r>
+      <w:r>
+        <w:rPr>
+          <w:rFonts w:ascii="Noto Serif SC" w:eastAsia="Noto Serif SC" w:hAnsi="Noto Serif SC" w:cs="Noto Serif"/>
+          <w:sz w:val="24"/>
+          <w:szCs w:val="24"/>
+          <w:lang w:val="en-US"/>
+        </w:rPr>
+        <w:t xml:space="preserve"> I, II</w:t>
+      </w:r>
+    </w:p>
+    <w:p>
+      <w:pPr>
+        <w:rPr>
+          <w:rFonts w:ascii="Noto Serif SC" w:eastAsia="Noto Serif SC" w:hAnsi="Noto Serif SC" w:cs="Noto Serif"/>
+          <w:sz w:val="24"/>
+          <w:szCs w:val="24"/>
+          <w:lang w:val="en-US"/>
+        </w:rPr>
+      </w:pPr>
+      <w:r>
+        <w:rPr>
+          <w:rFonts w:ascii="Noto Serif SC" w:eastAsia="Noto Serif SC" w:hAnsi="Noto Serif SC" w:cs="Noto Serif"/>
+          <w:sz w:val="24"/>
+          <w:szCs w:val="24"/>
+          <w:lang w:val="en-US"/>
+        </w:rPr>
+        <w:t>中音笙 Zhongyin Sheng</w:t>
+      </w:r>
+    </w:p>
+    <w:p>
+      <w:pPr>
+        <w:spacing w:after="120"/>
+        <w:rPr>
+          <w:rFonts w:ascii="Noto Serif SC" w:eastAsia="Noto Serif SC" w:hAnsi="Noto Serif SC" w:cs="Noto Serif"/>
+          <w:sz w:val="24"/>
+          <w:szCs w:val="24"/>
+          <w:lang w:val="en-US"/>
+        </w:rPr>
+      </w:pPr>
+      <w:r>
+        <w:rPr>
+          <w:rFonts w:ascii="Noto Serif SC" w:eastAsia="Noto Serif SC" w:hAnsi="Noto Serif SC" w:cs="Noto Serif"/>
+          <w:sz w:val="24"/>
+          <w:szCs w:val="24"/>
+          <w:lang w:val="en-US"/>
+        </w:rPr>
+        <w:t>低音笙 Diyin Sheng</w:t>
+      </w:r>
+    </w:p>
+    <w:p>
+      <w:pPr>
+        <w:rPr>
+          <w:rFonts w:ascii="Noto Serif SC" w:eastAsia="Noto Serif SC" w:hAnsi="Noto Serif SC" w:cs="Noto Serif"/>
+          <w:sz w:val="24"/>
+          <w:szCs w:val="24"/>
+          <w:lang w:val="en-US"/>
+        </w:rPr>
+      </w:pPr>
+      <w:r>
+        <w:rPr>
+          <w:rFonts w:ascii="Noto Serif SC" w:eastAsia="Noto Serif SC" w:hAnsi="Noto Serif SC" w:cs="Noto Serif"/>
+          <w:sz w:val="24"/>
+          <w:szCs w:val="24"/>
+          <w:lang w:val="en-US"/>
+        </w:rPr>
+        <w:t>高音唢呐 Gaoyin Suona</w:t>
+      </w:r>
+      <w:r>
+        <w:rPr>
+          <w:rFonts w:ascii="Noto Serif SC" w:eastAsia="Noto Serif SC" w:hAnsi="Noto Serif SC" w:cs="Noto Serif"/>
+          <w:sz w:val="24"/>
+          <w:szCs w:val="24"/>
+          <w:lang w:val="en-US"/>
+        </w:rPr>
+        <w:t xml:space="preserve"> I, II</w:t>
+      </w:r>
+    </w:p>
+    <w:p>
+      <w:pPr>
+        <w:rPr>
+          <w:rFonts w:ascii="Noto Serif SC" w:eastAsia="Noto Serif SC" w:hAnsi="Noto Serif SC" w:cs="Noto Serif"/>
+          <w:sz w:val="24"/>
+          <w:szCs w:val="24"/>
+          <w:lang w:val="en-US"/>
+        </w:rPr>
+      </w:pPr>
+      <w:r>
+        <w:rPr>
+          <w:rFonts w:ascii="Noto Serif SC" w:eastAsia="Noto Serif SC" w:hAnsi="Noto Serif SC" w:cs="Noto Serif"/>
+          <w:sz w:val="24"/>
+          <w:szCs w:val="24"/>
+          <w:lang w:val="en-US"/>
+        </w:rPr>
+        <w:t>中音唢呐 Zhongyin Suona</w:t>
+      </w:r>
+    </w:p>
+    <w:p>
+      <w:pPr>
+        <w:rPr>
+          <w:rFonts w:ascii="Noto Serif SC" w:eastAsia="Noto Serif SC" w:hAnsi="Noto Serif SC" w:cs="Noto Serif"/>
+          <w:sz w:val="24"/>
+          <w:szCs w:val="24"/>
+          <w:lang w:val="en-US"/>
+        </w:rPr>
+      </w:pPr>
+      <w:r>
+        <w:rPr>
+          <w:rFonts w:ascii="Noto Serif SC" w:eastAsia="Noto Serif SC" w:hAnsi="Noto Serif SC" w:cs="Noto Serif"/>
+          <w:sz w:val="24"/>
+          <w:szCs w:val="24"/>
+          <w:lang w:val="en-US"/>
+        </w:rPr>
+        <w:t>低音唢呐 Diyin Suona</w:t>
+      </w:r>
+    </w:p>
+    <w:p>
+      <w:pPr>
+        <w:rPr>
+          <w:rFonts w:ascii="Noto Serif SC" w:eastAsia="Noto Serif SC" w:hAnsi="Noto Serif SC" w:cs="Noto Serif"/>
+          <w:sz w:val="24"/>
+          <w:szCs w:val="24"/>
+          <w:lang w:val="en-US"/>
+        </w:rPr>
+      </w:pPr>
+    </w:p>
+    <w:p>
+      <w:pPr>
+        <w:rPr>
+          <w:rFonts w:ascii="Noto Serif SC" w:eastAsia="Noto Serif SC" w:hAnsi="Noto Serif SC" w:cs="Noto Serif"/>
+          <w:sz w:val="24"/>
+          <w:szCs w:val="24"/>
+          <w:lang w:val="en-US"/>
+        </w:rPr>
+      </w:pPr>
+      <w:r>
+        <w:rPr>
+          <w:rFonts w:ascii="Noto Serif SC" w:eastAsia="Noto Serif SC" w:hAnsi="Noto Serif SC" w:cs="Noto Serif"/>
+          <w:sz w:val="24"/>
+          <w:szCs w:val="24"/>
+          <w:lang w:val="en-US"/>
+        </w:rPr>
+        <w:t>扬琴 Yangqin</w:t>
+      </w:r>
+    </w:p>
+    <w:p>
+      <w:pPr>
+        <w:rPr>
+          <w:rFonts w:ascii="Noto Serif SC" w:eastAsia="Noto Serif SC" w:hAnsi="Noto Serif SC" w:cs="Noto Serif"/>
+          <w:sz w:val="24"/>
+          <w:szCs w:val="24"/>
+          <w:lang w:val="en-US"/>
+        </w:rPr>
+      </w:pPr>
+      <w:r>
+        <w:rPr>
+          <w:rFonts w:ascii="Noto Serif SC" w:eastAsia="Noto Serif SC" w:hAnsi="Noto Serif SC" w:cs="Noto Serif"/>
+          <w:sz w:val="24"/>
+          <w:szCs w:val="24"/>
+          <w:lang w:val="en-US"/>
+        </w:rPr>
+        <w:t>柳琴 Liuqin</w:t>
+      </w:r>
+    </w:p>
+    <w:p>
+      <w:pPr>
+        <w:rPr>
+          <w:rFonts w:ascii="Noto Serif SC" w:eastAsia="Noto Serif SC" w:hAnsi="Noto Serif SC" w:cs="Noto Serif"/>
+          <w:sz w:val="24"/>
+          <w:szCs w:val="24"/>
+          <w:lang w:val="en-US"/>
+        </w:rPr>
+      </w:pPr>
+      <w:r>
+        <w:rPr>
+          <w:rFonts w:ascii="Noto Serif SC" w:eastAsia="Noto Serif SC" w:hAnsi="Noto Serif SC" w:cs="Noto Serif"/>
+          <w:sz w:val="24"/>
+          <w:szCs w:val="24"/>
+          <w:lang w:val="en-US"/>
+        </w:rPr>
+        <w:t>琵琶 Pipa</w:t>
+      </w:r>
+    </w:p>
+    <w:p>
+      <w:pPr>
+        <w:rPr>
+          <w:rFonts w:ascii="Noto Serif SC" w:eastAsia="Noto Serif SC" w:hAnsi="Noto Serif SC" w:cs="Noto Serif"/>
+          <w:sz w:val="24"/>
+          <w:szCs w:val="24"/>
+          <w:lang w:val="en-US"/>
+        </w:rPr>
+      </w:pPr>
+      <w:r>
+        <w:rPr>
+          <w:rFonts w:ascii="Noto Serif SC" w:eastAsia="Noto Serif SC" w:hAnsi="Noto Serif SC" w:cs="Noto Serif"/>
+          <w:sz w:val="24"/>
+          <w:szCs w:val="24"/>
+          <w:lang w:val="en-US"/>
+        </w:rPr>
+        <w:t>中阮 Zhongruan</w:t>
+      </w:r>
+    </w:p>
+    <w:p>
+      <w:pPr>
+        <w:rPr>
+          <w:rFonts w:ascii="Noto Serif SC" w:eastAsia="Noto Serif SC" w:hAnsi="Noto Serif SC" w:cs="Noto Serif"/>
+          <w:sz w:val="24"/>
+          <w:szCs w:val="24"/>
+          <w:lang w:val="en-US"/>
+        </w:rPr>
+      </w:pPr>
+      <w:r>
+        <w:rPr>
+          <w:rFonts w:ascii="Noto Serif SC" w:eastAsia="Noto Serif SC" w:hAnsi="Noto Serif SC" w:cs="Noto Serif"/>
+          <w:sz w:val="24"/>
+          <w:szCs w:val="24"/>
+          <w:lang w:val="en-US"/>
+        </w:rPr>
+        <w:t>大阮 Daruan</w:t>
+      </w:r>
+    </w:p>
+    <w:p>
+      <w:pPr>
+        <w:rPr>
+          <w:rFonts w:ascii="Noto Serif SC" w:eastAsia="Noto Serif SC" w:hAnsi="Noto Serif SC" w:cs="Noto Serif"/>
+          <w:sz w:val="24"/>
+          <w:szCs w:val="24"/>
+          <w:lang w:val="en-US"/>
+        </w:rPr>
+      </w:pPr>
+      <w:r>
+        <w:rPr>
+          <w:rFonts w:ascii="Noto Serif SC" w:eastAsia="Noto Serif SC" w:hAnsi="Noto Serif SC" w:cs="Noto Serif"/>
+          <w:sz w:val="24"/>
+          <w:szCs w:val="24"/>
+          <w:lang w:val="en-US"/>
+        </w:rPr>
+        <w:t>竖琴 Harp</w:t>
+      </w:r>
+    </w:p>
+    <w:p>
+      <w:pPr>
+        <w:rPr>
+          <w:rFonts w:ascii="Noto Serif SC" w:eastAsia="Noto Serif SC" w:hAnsi="Noto Serif SC" w:cs="Noto Serif"/>
+          <w:sz w:val="24"/>
+          <w:szCs w:val="24"/>
+          <w:lang w:val="en-US"/>
+        </w:rPr>
+      </w:pPr>
+    </w:p>
+    <w:p>
+      <w:pPr>
+        <w:rPr>
+          <w:rFonts w:ascii="Noto Serif SC" w:eastAsia="Noto Serif SC" w:hAnsi="Noto Serif SC" w:cs="Noto Serif"/>
+          <w:sz w:val="24"/>
+          <w:szCs w:val="24"/>
+          <w:lang w:val="en-US"/>
+        </w:rPr>
+      </w:pPr>
+      <w:r>
+        <w:rPr>
+          <w:rFonts w:ascii="Noto Serif SC" w:eastAsia="Noto Serif SC" w:hAnsi="Noto Serif SC" w:cs="Noto Serif"/>
+          <w:sz w:val="24"/>
+          <w:szCs w:val="24"/>
+          <w:lang w:val="en-US"/>
+        </w:rPr>
+        <w:t>定音鼓 Timpani</w:t>
+      </w:r>
+    </w:p>
+    <w:p>
+      <w:pPr>
+        <w:rPr>
+          <w:rFonts w:ascii="Noto Serif SC" w:eastAsia="Noto Serif SC" w:hAnsi="Noto Serif SC" w:cs="Noto Serif"/>
+          <w:sz w:val="24"/>
+          <w:szCs w:val="24"/>
+          <w:lang w:val="en-US"/>
+        </w:rPr>
+      </w:pPr>
+      <w:r>
+        <w:rPr>
+          <w:rFonts w:ascii="Noto Serif SC" w:eastAsia="Noto Serif SC" w:hAnsi="Noto Serif SC" w:cs="Noto Serif"/>
+          <w:sz w:val="24"/>
+          <w:szCs w:val="24"/>
+        </w:rPr>
+        <w:t>4</w:t>
+      </w:r>
+      <w:r>
+        <w:rPr>
+          <w:rFonts w:ascii="Noto Serif SC" w:eastAsia="Noto Serif SC" w:hAnsi="Noto Serif SC" w:cs="Noto Serif" w:hint="eastAsia"/>
+          <w:sz w:val="24"/>
+          <w:szCs w:val="24"/>
+        </w:rPr>
+        <w:t xml:space="preserve"> 打击乐</w:t>
+      </w:r>
+      <w:r>
+        <w:rPr>
+          <w:rFonts w:ascii="Noto Serif SC" w:eastAsia="Noto Serif SC" w:hAnsi="Noto Serif SC" w:cs="Noto Serif"/>
+          <w:sz w:val="24"/>
+          <w:szCs w:val="24"/>
+        </w:rPr>
+        <w:t xml:space="preserve"> Percussion</w:t>
+      </w:r>
+    </w:p>
+    <w:p>
+      <w:pPr>
+        <w:ind w:left="288"/>
+        <w:rPr>
+          <w:rFonts w:ascii="Noto Serif SC" w:eastAsia="Noto Serif SC" w:hAnsi="Noto Serif SC" w:cs="Noto Serif"/>
+          <w:sz w:val="20"/>
+          <w:szCs w:val="20"/>
+          <w:lang w:val="en-US"/>
+        </w:rPr>
+      </w:pPr>
+      <w:r>
+        <w:rPr>
+          <w:rFonts w:ascii="Noto Serif SC" w:eastAsia="Noto Serif SC" w:hAnsi="Noto Serif SC" w:cs="Noto Serif"/>
+          <w:sz w:val="20"/>
+          <w:szCs w:val="20"/>
+          <w:lang w:val="en-US"/>
+        </w:rPr>
+        <w:t xml:space="preserve">I: </w:t>
+      </w:r>
+      <w:r>
+        <w:rPr>
+          <w:rFonts w:ascii="Noto Serif SC" w:eastAsia="Noto Serif SC" w:hAnsi="Noto Serif SC" w:cs="Noto Serif"/>
+          <w:sz w:val="20"/>
+          <w:szCs w:val="20"/>
+        </w:rPr>
+        <w:t xml:space="preserve">中国大鼓 </w:t>
+      </w:r>
+      <w:proofErr w:type="spellStart"/>
+      <w:r>
+        <w:rPr>
+          <w:rFonts w:ascii="Noto Serif SC" w:eastAsia="Noto Serif SC" w:hAnsi="Noto Serif SC" w:cs="Noto Serif"/>
+          <w:sz w:val="20"/>
+          <w:szCs w:val="20"/>
+        </w:rPr>
+        <w:t>Zhongguo</w:t>
+      </w:r>
+      <w:proofErr w:type="spellEnd"/>
+      <w:r>
+        <w:rPr>
+          <w:rFonts w:ascii="Noto Serif SC" w:eastAsia="Noto Serif SC" w:hAnsi="Noto Serif SC" w:cs="Noto Serif"/>
+          <w:sz w:val="20"/>
+          <w:szCs w:val="20"/>
+        </w:rPr>
         <w:t xml:space="preserve"> </w:t>
       </w:r>
-      <w:r>
-        <w:rPr>
-          <w:rFonts w:ascii="Noto Serif SC" w:eastAsia="Noto Serif SC" w:hAnsi="Noto Serif SC" w:cs="Noto Serif"/>
-          <w:sz w:val="24"/>
-          <w:szCs w:val="24"/>
-          <w:lang w:val="en-US"/>
-        </w:rPr>
-        <w:t>I, II</w:t>
-      </w:r>
-    </w:p>
-    <w:p>
-      <w:pPr>
-        <w:rPr>
-          <w:rFonts w:ascii="Noto Serif SC" w:eastAsia="Noto Serif SC" w:hAnsi="Noto Serif SC" w:cs="Noto Serif"/>
-          <w:sz w:val="24"/>
-          <w:szCs w:val="24"/>
-          <w:lang w:val="en-US"/>
-        </w:rPr>
-      </w:pPr>
-      <w:r>
-        <w:rPr>
-          <w:rFonts w:ascii="Noto Serif SC" w:eastAsia="Noto Serif SC" w:hAnsi="Noto Serif SC" w:cs="Noto Serif"/>
-          <w:sz w:val="24"/>
-          <w:szCs w:val="24"/>
-          <w:lang w:val="en-US"/>
-        </w:rPr>
-        <w:t>高音笙 Gaoyin Sheng</w:t>
-      </w:r>
-      <w:r>
-        <w:rPr>
-          <w:rFonts w:ascii="Noto Serif SC" w:eastAsia="Noto Serif SC" w:hAnsi="Noto Serif SC" w:cs="Noto Serif"/>
-          <w:sz w:val="24"/>
-          <w:szCs w:val="24"/>
-          <w:lang w:val="en-US"/>
-        </w:rPr>
-        <w:t xml:space="preserve"> </w:t>
-      </w:r>
-      <w:r>
-        <w:rPr>
-          <w:rFonts w:ascii="Noto Serif SC" w:eastAsia="Noto Serif SC" w:hAnsi="Noto Serif SC" w:cs="Noto Serif"/>
-          <w:sz w:val="24"/>
-          <w:szCs w:val="24"/>
-          <w:lang w:val="en-US"/>
-        </w:rPr>
-        <w:t>I, II</w:t>
-      </w:r>
-    </w:p>
-    <w:p>
-      <w:pPr>
-        <w:rPr>
-          <w:rFonts w:ascii="Noto Serif SC" w:eastAsia="Noto Serif SC" w:hAnsi="Noto Serif SC" w:cs="Noto Serif"/>
-          <w:sz w:val="24"/>
-          <w:szCs w:val="24"/>
-          <w:lang w:val="en-US"/>
-        </w:rPr>
-      </w:pPr>
-      <w:r>
-        <w:rPr>
-          <w:rFonts w:ascii="Noto Serif SC" w:eastAsia="Noto Serif SC" w:hAnsi="Noto Serif SC" w:cs="Noto Serif"/>
-          <w:sz w:val="24"/>
-          <w:szCs w:val="24"/>
-          <w:lang w:val="en-US"/>
-        </w:rPr>
-        <w:t>中音笙 Zhongyin Sheng</w:t>
-      </w:r>
-    </w:p>
-    <w:p>
-      <w:pPr>
-        <w:spacing w:after="120"/>
-        <w:rPr>
-          <w:rFonts w:ascii="Noto Serif SC" w:eastAsia="Noto Serif SC" w:hAnsi="Noto Serif SC" w:cs="Noto Serif"/>
-          <w:sz w:val="24"/>
-          <w:szCs w:val="24"/>
-          <w:lang w:val="en-US"/>
-        </w:rPr>
-      </w:pPr>
-      <w:r>
-        <w:rPr>
-          <w:rFonts w:ascii="Noto Serif SC" w:eastAsia="Noto Serif SC" w:hAnsi="Noto Serif SC" w:cs="Noto Serif"/>
-          <w:sz w:val="24"/>
-          <w:szCs w:val="24"/>
-          <w:lang w:val="en-US"/>
-        </w:rPr>
-        <w:t>低音笙 Diyin Sheng</w:t>
-      </w:r>
-    </w:p>
-    <w:p>
-      <w:pPr>
-        <w:rPr>
-          <w:rFonts w:ascii="Noto Serif SC" w:eastAsia="Noto Serif SC" w:hAnsi="Noto Serif SC" w:cs="Noto Serif"/>
-          <w:sz w:val="24"/>
-          <w:szCs w:val="24"/>
-          <w:lang w:val="en-US"/>
-        </w:rPr>
-      </w:pPr>
-      <w:r>
-        <w:rPr>
-          <w:rFonts w:ascii="Noto Serif SC" w:eastAsia="Noto Serif SC" w:hAnsi="Noto Serif SC" w:cs="Noto Serif"/>
-          <w:sz w:val="24"/>
-          <w:szCs w:val="24"/>
-          <w:lang w:val="en-US"/>
-        </w:rPr>
-        <w:t>高音唢呐 Gaoyin Suona</w:t>
-      </w:r>
-      <w:r>
-        <w:rPr>
-          <w:rFonts w:ascii="Noto Serif SC" w:eastAsia="Noto Serif SC" w:hAnsi="Noto Serif SC" w:cs="Noto Serif"/>
-          <w:sz w:val="24"/>
-          <w:szCs w:val="24"/>
-          <w:lang w:val="en-US"/>
-        </w:rPr>
-        <w:t xml:space="preserve"> </w:t>
-      </w:r>
-      <w:r>
-        <w:rPr>
-          <w:rFonts w:ascii="Noto Serif SC" w:eastAsia="Noto Serif SC" w:hAnsi="Noto Serif SC" w:cs="Noto Serif"/>
-          <w:sz w:val="24"/>
-          <w:szCs w:val="24"/>
-          <w:lang w:val="en-US"/>
-        </w:rPr>
-        <w:t>I, II</w:t>
-      </w:r>
-    </w:p>
-    <w:p>
-      <w:pPr>
-        <w:rPr>
-          <w:rFonts w:ascii="Noto Serif SC" w:eastAsia="Noto Serif SC" w:hAnsi="Noto Serif SC" w:cs="Noto Serif"/>
-          <w:sz w:val="24"/>
-          <w:szCs w:val="24"/>
-          <w:lang w:val="en-US"/>
-        </w:rPr>
-      </w:pPr>
-      <w:r>
-        <w:rPr>
-          <w:rFonts w:ascii="Noto Serif SC" w:eastAsia="Noto Serif SC" w:hAnsi="Noto Serif SC" w:cs="Noto Serif"/>
-          <w:sz w:val="24"/>
-          <w:szCs w:val="24"/>
-          <w:lang w:val="en-US"/>
-        </w:rPr>
-        <w:t>中音唢呐 Zhongyin Suona</w:t>
-      </w:r>
-    </w:p>
-    <w:p>
-      <w:pPr>
-        <w:rPr>
-          <w:rFonts w:ascii="Noto Serif SC" w:eastAsia="Noto Serif SC" w:hAnsi="Noto Serif SC" w:cs="Noto Serif"/>
-          <w:sz w:val="24"/>
-          <w:szCs w:val="24"/>
-          <w:lang w:val="en-US"/>
-        </w:rPr>
-      </w:pPr>
-      <w:r>
-        <w:rPr>
-          <w:rFonts w:ascii="Noto Serif SC" w:eastAsia="Noto Serif SC" w:hAnsi="Noto Serif SC" w:cs="Noto Serif"/>
-          <w:sz w:val="24"/>
-          <w:szCs w:val="24"/>
-          <w:lang w:val="en-US"/>
-        </w:rPr>
-        <w:t>低音唢呐 Diyin Suona</w:t>
-      </w:r>
-    </w:p>
-    <w:p>
-      <w:pPr>
-        <w:rPr>
-          <w:rFonts w:ascii="Noto Serif SC" w:eastAsia="Noto Serif SC" w:hAnsi="Noto Serif SC" w:cs="Noto Serif"/>
-          <w:sz w:val="24"/>
-          <w:szCs w:val="24"/>
-          <w:lang w:val="en-US"/>
-        </w:rPr>
-      </w:pPr>
-    </w:p>
-    <w:p>
-      <w:pPr>
-        <w:rPr>
-          <w:rFonts w:ascii="Noto Serif SC" w:eastAsia="Noto Serif SC" w:hAnsi="Noto Serif SC" w:cs="Noto Serif"/>
-          <w:sz w:val="24"/>
-          <w:szCs w:val="24"/>
-          <w:lang w:val="en-US"/>
-        </w:rPr>
-      </w:pPr>
-      <w:r>
-        <w:rPr>
-          <w:rFonts w:ascii="Noto Serif SC" w:eastAsia="Noto Serif SC" w:hAnsi="Noto Serif SC" w:cs="Noto Serif"/>
-          <w:sz w:val="24"/>
-          <w:szCs w:val="24"/>
-          <w:lang w:val="en-US"/>
-        </w:rPr>
-        <w:t>扬琴 Yangqin</w:t>
-      </w:r>
-    </w:p>
-    <w:p>
-      <w:pPr>
-        <w:rPr>
-          <w:rFonts w:ascii="Noto Serif SC" w:eastAsia="Noto Serif SC" w:hAnsi="Noto Serif SC" w:cs="Noto Serif"/>
-          <w:sz w:val="24"/>
-          <w:szCs w:val="24"/>
-          <w:lang w:val="en-US"/>
-        </w:rPr>
-      </w:pPr>
-      <w:r>
-        <w:rPr>
-          <w:rFonts w:ascii="Noto Serif SC" w:eastAsia="Noto Serif SC" w:hAnsi="Noto Serif SC" w:cs="Noto Serif"/>
-          <w:sz w:val="24"/>
-          <w:szCs w:val="24"/>
-          <w:lang w:val="en-US"/>
-        </w:rPr>
-        <w:t>柳琴 Liuqin</w:t>
-      </w:r>
-    </w:p>
-    <w:p>
-      <w:pPr>
-        <w:rPr>
-          <w:rFonts w:ascii="Noto Serif SC" w:eastAsia="Noto Serif SC" w:hAnsi="Noto Serif SC" w:cs="Noto Serif"/>
-          <w:sz w:val="24"/>
-          <w:szCs w:val="24"/>
-          <w:lang w:val="en-US"/>
-        </w:rPr>
-      </w:pPr>
-      <w:r>
-        <w:rPr>
-          <w:rFonts w:ascii="Noto Serif SC" w:eastAsia="Noto Serif SC" w:hAnsi="Noto Serif SC" w:cs="Noto Serif"/>
-          <w:sz w:val="24"/>
-          <w:szCs w:val="24"/>
-          <w:lang w:val="en-US"/>
-        </w:rPr>
-        <w:t>琵琶 Pipa</w:t>
-      </w:r>
-    </w:p>
-    <w:p>
-      <w:pPr>
-        <w:rPr>
-          <w:rFonts w:ascii="Noto Serif SC" w:eastAsia="Noto Serif SC" w:hAnsi="Noto Serif SC" w:cs="Noto Serif"/>
-          <w:sz w:val="24"/>
-          <w:szCs w:val="24"/>
-          <w:lang w:val="en-US"/>
-        </w:rPr>
-      </w:pPr>
-      <w:r>
-        <w:rPr>
-          <w:rFonts w:ascii="Noto Serif SC" w:eastAsia="Noto Serif SC" w:hAnsi="Noto Serif SC" w:cs="Noto Serif"/>
-          <w:sz w:val="24"/>
-          <w:szCs w:val="24"/>
-          <w:lang w:val="en-US"/>
-        </w:rPr>
-        <w:t>中阮 Zhongruan</w:t>
-      </w:r>
-    </w:p>
-    <w:p>
-      <w:pPr>
-        <w:rPr>
-          <w:rFonts w:ascii="Noto Serif SC" w:eastAsia="Noto Serif SC" w:hAnsi="Noto Serif SC" w:cs="Noto Serif"/>
-          <w:sz w:val="24"/>
-          <w:szCs w:val="24"/>
-          <w:lang w:val="en-US"/>
-        </w:rPr>
-      </w:pPr>
-      <w:r>
-        <w:rPr>
-          <w:rFonts w:ascii="Noto Serif SC" w:eastAsia="Noto Serif SC" w:hAnsi="Noto Serif SC" w:cs="Noto Serif"/>
-          <w:sz w:val="24"/>
-          <w:szCs w:val="24"/>
-          <w:lang w:val="en-US"/>
-        </w:rPr>
-        <w:t>大阮 Daruan</w:t>
-      </w:r>
-    </w:p>
-    <w:p>
-      <w:pPr>
-        <w:rPr>
-          <w:rFonts w:ascii="Noto Serif SC" w:eastAsia="Noto Serif SC" w:hAnsi="Noto Serif SC" w:cs="Noto Serif"/>
-          <w:sz w:val="24"/>
-          <w:szCs w:val="24"/>
-          <w:lang w:val="en-US"/>
-        </w:rPr>
-      </w:pPr>
-      <w:r>
-        <w:rPr>
-          <w:rFonts w:ascii="Noto Serif SC" w:eastAsia="Noto Serif SC" w:hAnsi="Noto Serif SC" w:cs="Noto Serif"/>
-          <w:sz w:val="24"/>
-          <w:szCs w:val="24"/>
-          <w:lang w:val="en-US"/>
-        </w:rPr>
-        <w:t>竖琴 Harp</w:t>
-      </w:r>
-    </w:p>
-    <w:p>
-      <w:pPr>
-        <w:rPr>
-          <w:rFonts w:ascii="Noto Serif SC" w:eastAsia="Noto Serif SC" w:hAnsi="Noto Serif SC" w:cs="Noto Serif"/>
-          <w:sz w:val="24"/>
-          <w:szCs w:val="24"/>
-          <w:lang w:val="en-US"/>
-        </w:rPr>
-      </w:pPr>
-    </w:p>
-    <w:p>
-      <w:pPr>
-        <w:rPr>
-          <w:rFonts w:ascii="Noto Serif SC" w:eastAsia="Noto Serif SC" w:hAnsi="Noto Serif SC" w:cs="Noto Serif"/>
-          <w:sz w:val="24"/>
-          <w:szCs w:val="24"/>
-          <w:lang w:val="en-US"/>
-        </w:rPr>
-      </w:pPr>
-      <w:r>
-        <w:rPr>
-          <w:rFonts w:ascii="Noto Serif SC" w:eastAsia="Noto Serif SC" w:hAnsi="Noto Serif SC" w:cs="Noto Serif"/>
-          <w:sz w:val="24"/>
-          <w:szCs w:val="24"/>
-          <w:lang w:val="en-US"/>
-        </w:rPr>
-        <w:t>定音鼓 Timpani</w:t>
-      </w:r>
-    </w:p>
-    <w:p>
-      <w:pPr>
-        <w:rPr>
-          <w:rFonts w:ascii="Noto Serif SC" w:eastAsia="Noto Serif SC" w:hAnsi="Noto Serif SC" w:cs="Noto Serif"/>
-          <w:sz w:val="24"/>
-          <w:szCs w:val="24"/>
-          <w:lang w:val="en-US"/>
-        </w:rPr>
-      </w:pPr>
-      <w:r>
-        <w:rPr>
-          <w:rFonts w:ascii="Noto Serif SC" w:eastAsia="Noto Serif SC" w:hAnsi="Noto Serif SC" w:cs="Noto Serif"/>
-          <w:sz w:val="24"/>
-          <w:szCs w:val="24"/>
-        </w:rPr>
-        <w:t>4</w:t>
-      </w:r>
-      <w:r>
-        <w:rPr>
-          <w:rFonts w:ascii="Noto Serif SC" w:eastAsia="Noto Serif SC" w:hAnsi="Noto Serif SC" w:cs="Noto Serif" w:hint="eastAsia"/>
-          <w:sz w:val="24"/>
-          <w:szCs w:val="24"/>
-        </w:rPr>
-        <w:t xml:space="preserve"> 打击乐</w:t>
-      </w:r>
-      <w:r>
-        <w:rPr>
-          <w:rFonts w:ascii="Noto Serif SC" w:eastAsia="Noto Serif SC" w:hAnsi="Noto Serif SC" w:cs="Noto Serif"/>
-          <w:sz w:val="24"/>
-          <w:szCs w:val="24"/>
-        </w:rPr>
-        <w:t xml:space="preserve"> Percussion</w:t>
-      </w:r>
+      <w:proofErr w:type="spellStart"/>
+      <w:r>
+        <w:rPr>
+          <w:rFonts w:ascii="Noto Serif SC" w:eastAsia="Noto Serif SC" w:hAnsi="Noto Serif SC" w:cs="Noto Serif"/>
+          <w:sz w:val="20"/>
+          <w:szCs w:val="20"/>
+        </w:rPr>
+        <w:t>Dagu</w:t>
+      </w:r>
+      <w:proofErr w:type="spellEnd"/>
     </w:p>
     <w:p>
       <w:pPr>
@@ -4571,15 +4600,15 @@
           <w:szCs w:val="20"/>
           <w:lang w:val="en-US"/>
         </w:rPr>
-        <w:t xml:space="preserve">I: </w:t>
-      </w:r>
-      <w:r>
-        <w:rPr>
-          <w:rFonts w:ascii="Noto Serif SC" w:eastAsia="Noto Serif SC" w:hAnsi="Noto Serif SC" w:cs="Noto Serif"/>
-          <w:sz w:val="20"/>
-          <w:szCs w:val="20"/>
-        </w:rPr>
-        <w:t xml:space="preserve">中国大鼓 </w:t>
+        <w:t xml:space="preserve">II: </w:t>
+      </w:r>
+      <w:r>
+        <w:rPr>
+          <w:rFonts w:ascii="Noto Serif SC" w:eastAsia="Noto Serif SC" w:hAnsi="Noto Serif SC" w:cs="Noto Serif"/>
+          <w:sz w:val="20"/>
+          <w:szCs w:val="20"/>
+        </w:rPr>
+        <w:t xml:space="preserve">排鼓 </w:t>
       </w:r>
       <w:proofErr w:type="spellStart"/>
       <w:r>
@@ -4588,7 +4617,7 @@
           <w:sz w:val="20"/>
           <w:szCs w:val="20"/>
         </w:rPr>
-        <w:t>Zhongguo</w:t>
+        <w:t>Paigu</w:t>
       </w:r>
       <w:proofErr w:type="spellEnd"/>
       <w:r>
@@ -4597,7 +4626,23 @@
           <w:sz w:val="20"/>
           <w:szCs w:val="20"/>
         </w:rPr>
-        <w:t xml:space="preserve"> </w:t>
+        <w:t xml:space="preserve">, </w:t>
+      </w:r>
+      <w:r>
+        <w:rPr>
+          <w:rFonts w:ascii="Noto Serif SC" w:eastAsia="Noto Serif SC" w:hAnsi="Noto Serif SC" w:cs="Noto Serif"/>
+          <w:sz w:val="20"/>
+          <w:szCs w:val="20"/>
+        </w:rPr>
+        <w:t>钢片琴</w:t>
+      </w:r>
+      <w:r>
+        <w:rPr>
+          <w:rFonts w:ascii="Noto Serif SC" w:eastAsia="Noto Serif SC" w:hAnsi="Noto Serif SC" w:cs="Noto Serif"/>
+          <w:sz w:val="20"/>
+          <w:szCs w:val="20"/>
+        </w:rPr>
+        <w:t xml:space="preserve"> Glockenspiel, 大锣 </w:t>
       </w:r>
       <w:proofErr w:type="spellStart"/>
       <w:r>
@@ -4606,7 +4651,7 @@
           <w:sz w:val="20"/>
           <w:szCs w:val="20"/>
         </w:rPr>
-        <w:t>Dagu</w:t>
+        <w:t>Daluo</w:t>
       </w:r>
       <w:proofErr w:type="spellEnd"/>
     </w:p>
@@ -4617,25 +4662,24 @@
           <w:rFonts w:ascii="Noto Serif SC" w:eastAsia="Noto Serif SC" w:hAnsi="Noto Serif SC" w:cs="Noto Serif"/>
           <w:sz w:val="20"/>
           <w:szCs w:val="20"/>
-          <w:lang w:val="en-US"/>
-        </w:rPr>
-      </w:pPr>
-      <w:r>
-        <w:rPr>
-          <w:rFonts w:ascii="Noto Serif SC" w:eastAsia="Noto Serif SC" w:hAnsi="Noto Serif SC" w:cs="Noto Serif"/>
-          <w:sz w:val="20"/>
-          <w:szCs w:val="20"/>
-          <w:lang w:val="en-US"/>
-        </w:rPr>
-        <w:t xml:space="preserve">II: </w:t>
-      </w:r>
-      <w:r>
-        <w:rPr>
-          <w:rFonts w:ascii="Noto Serif SC" w:eastAsia="Noto Serif SC" w:hAnsi="Noto Serif SC" w:cs="Noto Serif"/>
-          <w:sz w:val="20"/>
-          <w:szCs w:val="20"/>
-        </w:rPr>
-        <w:t xml:space="preserve">排鼓 </w:t>
+        </w:rPr>
+      </w:pPr>
+      <w:r>
+        <w:rPr>
+          <w:rFonts w:ascii="Noto Serif SC" w:eastAsia="Noto Serif SC" w:hAnsi="Noto Serif SC" w:cs="Noto Serif"/>
+          <w:sz w:val="20"/>
+          <w:szCs w:val="20"/>
+          <w:lang w:val="en-US"/>
+        </w:rPr>
+        <w:t xml:space="preserve">III: </w:t>
+      </w:r>
+      <w:r>
+        <w:rPr>
+          <w:rFonts w:ascii="Noto Serif SC" w:eastAsia="Noto Serif SC" w:hAnsi="Noto Serif SC" w:cs="Noto Serif"/>
+          <w:sz w:val="20"/>
+          <w:szCs w:val="20"/>
+        </w:rPr>
+        <w:t xml:space="preserve">大锣 </w:t>
       </w:r>
       <w:proofErr w:type="spellStart"/>
       <w:r>
@@ -4644,7 +4688,7 @@
           <w:sz w:val="20"/>
           <w:szCs w:val="20"/>
         </w:rPr>
-        <w:t>Paigu</w:t>
+        <w:t>Daluo</w:t>
       </w:r>
       <w:proofErr w:type="spellEnd"/>
       <w:r>
@@ -4653,7 +4697,7 @@
           <w:sz w:val="20"/>
           <w:szCs w:val="20"/>
         </w:rPr>
-        <w:t xml:space="preserve">, 小钟琴 Glockenspiel, 大锣 </w:t>
+        <w:t xml:space="preserve">, 梆子 </w:t>
       </w:r>
       <w:proofErr w:type="spellStart"/>
       <w:r>
@@ -4662,71 +4706,32 @@
           <w:sz w:val="20"/>
           <w:szCs w:val="20"/>
         </w:rPr>
-        <w:t>Daluo</w:t>
+        <w:t>Bangzi</w:t>
       </w:r>
       <w:proofErr w:type="spellEnd"/>
-    </w:p>
-    <w:p>
-      <w:pPr>
-        <w:ind w:left="288"/>
-        <w:rPr>
-          <w:rFonts w:ascii="Noto Serif SC" w:eastAsia="Noto Serif SC" w:hAnsi="Noto Serif SC" w:cs="Noto Serif"/>
-          <w:sz w:val="20"/>
-          <w:szCs w:val="20"/>
-        </w:rPr>
-      </w:pPr>
-      <w:r>
-        <w:rPr>
-          <w:rFonts w:ascii="Noto Serif SC" w:eastAsia="Noto Serif SC" w:hAnsi="Noto Serif SC" w:cs="Noto Serif"/>
-          <w:sz w:val="20"/>
-          <w:szCs w:val="20"/>
-          <w:lang w:val="en-US"/>
-        </w:rPr>
-        <w:t xml:space="preserve">III: </w:t>
-      </w:r>
-      <w:r>
-        <w:rPr>
-          <w:rFonts w:ascii="Noto Serif SC" w:eastAsia="Noto Serif SC" w:hAnsi="Noto Serif SC" w:cs="Noto Serif"/>
-          <w:sz w:val="20"/>
-          <w:szCs w:val="20"/>
-        </w:rPr>
-        <w:t xml:space="preserve">大锣 </w:t>
-      </w:r>
-      <w:proofErr w:type="spellStart"/>
-      <w:r>
-        <w:rPr>
-          <w:rFonts w:ascii="Noto Serif SC" w:eastAsia="Noto Serif SC" w:hAnsi="Noto Serif SC" w:cs="Noto Serif"/>
-          <w:sz w:val="20"/>
-          <w:szCs w:val="20"/>
-        </w:rPr>
-        <w:t>Daluo</w:t>
-      </w:r>
-      <w:proofErr w:type="spellEnd"/>
-      <w:r>
-        <w:rPr>
-          <w:rFonts w:ascii="Noto Serif SC" w:eastAsia="Noto Serif SC" w:hAnsi="Noto Serif SC" w:cs="Noto Serif"/>
-          <w:sz w:val="20"/>
-          <w:szCs w:val="20"/>
-        </w:rPr>
-        <w:t xml:space="preserve">, 梆子 </w:t>
-      </w:r>
-      <w:proofErr w:type="spellStart"/>
-      <w:r>
-        <w:rPr>
-          <w:rFonts w:ascii="Noto Serif SC" w:eastAsia="Noto Serif SC" w:hAnsi="Noto Serif SC" w:cs="Noto Serif"/>
-          <w:sz w:val="20"/>
-          <w:szCs w:val="20"/>
-        </w:rPr>
-        <w:t>Bangzi</w:t>
-      </w:r>
-      <w:proofErr w:type="spellEnd"/>
-      <w:r>
-        <w:rPr>
-          <w:rFonts w:ascii="Noto Serif SC" w:eastAsia="Noto Serif SC" w:hAnsi="Noto Serif SC" w:cs="Noto Serif"/>
-          <w:sz w:val="20"/>
-          <w:szCs w:val="20"/>
-        </w:rPr>
-        <w:t>, 颤音琴 Vibraphone, 铃鼓 Tambourine, 吊镲 Suspended Cymbal</w:t>
+      <w:r>
+        <w:rPr>
+          <w:rFonts w:ascii="Noto Serif SC" w:eastAsia="Noto Serif SC" w:hAnsi="Noto Serif SC" w:cs="Noto Serif"/>
+          <w:sz w:val="20"/>
+          <w:szCs w:val="20"/>
+        </w:rPr>
+        <w:t xml:space="preserve">, </w:t>
+      </w:r>
+      <w:r>
+        <w:rPr>
+          <w:rFonts w:ascii="Noto Serif SC" w:eastAsia="Noto Serif SC" w:hAnsi="Noto Serif SC" w:cs="Noto Serif"/>
+          <w:sz w:val="20"/>
+          <w:szCs w:val="20"/>
+        </w:rPr>
+        <w:t>铝板琴</w:t>
+      </w:r>
+      <w:r>
+        <w:rPr>
+          <w:rFonts w:ascii="Noto Serif SC" w:eastAsia="Noto Serif SC" w:hAnsi="Noto Serif SC" w:cs="Noto Serif"/>
+          <w:sz w:val="20"/>
+          <w:szCs w:val="20"/>
+        </w:rPr>
+        <w:t xml:space="preserve"> Vibraphone, 铃鼓 Tambourine, 吊镲 Suspended Cymbal</w:t>
       </w:r>
     </w:p>
     <w:p>
@@ -5672,7 +5677,6 @@
   <w:style w:type="character" w:default="1" w:styleId="DefaultParagraphFont">
     <w:name w:val="Default Paragraph Font"/>
     <w:uiPriority w:val="1"/>
-    <w:semiHidden/>
     <w:unhideWhenUsed/>
   </w:style>
   <w:style w:type="table" w:default="1" w:styleId="TableNormal">
